--- a/templates_docx/Шаблон 2 ДКП.docx
+++ b/templates_docx/Шаблон 2 ДКП.docx
@@ -167,21 +167,12 @@
             </w:pPr>
             <w:bookmarkStart w:id="3" w:name="_heading=h.xnwplxqhseo" w:colFirst="0" w:colLast="0"/>
             <w:bookmarkEnd w:id="3"/>
-            <w:proofErr w:type="gramStart"/>
             <w:r>
               <w:rPr>
                 <w:rFonts w:ascii="Montserrat Medium" w:eastAsia="Montserrat Medium" w:hAnsi="Montserrat Medium" w:cs="Montserrat Medium"/>
                 <w:lang w:val="en-US"/>
               </w:rPr>
-              <w:t>{{ client</w:t>
-            </w:r>
-            <w:proofErr w:type="gramEnd"/>
-            <w:r>
-              <w:rPr>
-                <w:rFonts w:ascii="Montserrat Medium" w:eastAsia="Montserrat Medium" w:hAnsi="Montserrat Medium" w:cs="Montserrat Medium"/>
-                <w:lang w:val="en-US"/>
-              </w:rPr>
-              <w:t xml:space="preserve"> }}</w:t>
+              <w:t>{{ client }}</w:t>
             </w:r>
           </w:p>
           <w:p>
@@ -235,6 +226,19 @@
                 <w:rFonts w:ascii="Montserrat Medium" w:eastAsia="Montserrat Medium" w:hAnsi="Montserrat Medium" w:cs="Montserrat Medium"/>
               </w:rPr>
             </w:pPr>
+            <w:r>
+              <w:rPr>
+                <w:rFonts w:ascii="Montserrat Medium" w:eastAsia="Montserrat Medium" w:hAnsi="Montserrat Medium" w:cs="Montserrat Medium"/>
+              </w:rPr>
+              <w:t xml:space="preserve">Номер: </w:t>
+            </w:r>
+            <w:r>
+              <w:rPr>
+                <w:rFonts w:ascii="Montserrat Medium" w:eastAsia="Montserrat Medium" w:hAnsi="Montserrat Medium" w:cs="Montserrat Medium"/>
+                <w:lang w:val="en-US"/>
+              </w:rPr>
+              <w:t>{{ number }}</w:t>
+            </w:r>
           </w:p>
         </w:tc>
       </w:tr>
@@ -265,7 +269,6 @@
           <w:lang w:val="ru-RU"/>
         </w:rPr>
       </w:pPr>
-      <w:proofErr w:type="gramStart"/>
       <w:r>
         <w:rPr>
           <w:rFonts w:ascii="Montserrat" w:eastAsia="Montserrat" w:hAnsi="Montserrat" w:cs="Montserrat"/>
@@ -280,7 +283,6 @@
         </w:rPr>
         <w:t>room</w:t>
       </w:r>
-      <w:proofErr w:type="gramEnd"/>
       <w:r>
         <w:rPr>
           <w:rFonts w:ascii="Montserrat" w:eastAsia="Montserrat" w:hAnsi="Montserrat" w:cs="Montserrat"/>
@@ -646,21 +648,12 @@
                 <w:rFonts w:ascii="Montserrat Medium" w:eastAsia="Montserrat Medium" w:hAnsi="Montserrat Medium" w:cs="Montserrat Medium"/>
               </w:rPr>
             </w:pPr>
-            <w:proofErr w:type="gramStart"/>
             <w:r>
               <w:rPr>
                 <w:rFonts w:ascii="Montserrat Medium" w:eastAsia="Montserrat Medium" w:hAnsi="Montserrat Medium" w:cs="Montserrat Medium"/>
                 <w:lang w:val="en-US"/>
               </w:rPr>
-              <w:t>{{ text</w:t>
-            </w:r>
-            <w:proofErr w:type="gramEnd"/>
-            <w:r>
-              <w:rPr>
-                <w:rFonts w:ascii="Montserrat Medium" w:eastAsia="Montserrat Medium" w:hAnsi="Montserrat Medium" w:cs="Montserrat Medium"/>
-                <w:lang w:val="en-US"/>
-              </w:rPr>
-              <w:t xml:space="preserve"> }}</w:t>
+              <w:t>{{ text }}</w:t>
             </w:r>
           </w:p>
         </w:tc>
@@ -705,21 +698,12 @@
                 <w:lang w:val="en-US"/>
               </w:rPr>
             </w:pPr>
-            <w:proofErr w:type="gramStart"/>
             <w:r>
               <w:rPr>
                 <w:rFonts w:ascii="Montserrat Medium" w:eastAsia="Montserrat Medium" w:hAnsi="Montserrat Medium" w:cs="Montserrat Medium"/>
                 <w:lang w:val="en-US"/>
               </w:rPr>
-              <w:t>{{ price</w:t>
-            </w:r>
-            <w:proofErr w:type="gramEnd"/>
-            <w:r>
-              <w:rPr>
-                <w:rFonts w:ascii="Montserrat Medium" w:eastAsia="Montserrat Medium" w:hAnsi="Montserrat Medium" w:cs="Montserrat Medium"/>
-                <w:lang w:val="en-US"/>
-              </w:rPr>
-              <w:t xml:space="preserve"> }}</w:t>
+              <w:t>{{ price }}</w:t>
             </w:r>
           </w:p>
         </w:tc>
@@ -905,23 +889,7 @@
           <w:rFonts w:ascii="Montserrat Medium" w:eastAsia="Montserrat Medium" w:hAnsi="Montserrat Medium" w:cs="Montserrat Medium"/>
           <w:lang w:val="en-US"/>
         </w:rPr>
-        <w:t xml:space="preserve">{{ </w:t>
-      </w:r>
-      <w:proofErr w:type="spellStart"/>
-      <w:r>
-        <w:rPr>
-          <w:rFonts w:ascii="Montserrat Medium" w:eastAsia="Montserrat Medium" w:hAnsi="Montserrat Medium" w:cs="Montserrat Medium"/>
-          <w:lang w:val="en-US"/>
-        </w:rPr>
-        <w:t>srok</w:t>
-      </w:r>
-      <w:proofErr w:type="spellEnd"/>
-      <w:r>
-        <w:rPr>
-          <w:rFonts w:ascii="Montserrat Medium" w:eastAsia="Montserrat Medium" w:hAnsi="Montserrat Medium" w:cs="Montserrat Medium"/>
-          <w:lang w:val="en-US"/>
-        </w:rPr>
-        <w:t xml:space="preserve"> }}</w:t>
+        <w:t>{{ srok }}</w:t>
       </w:r>
       <w:r>
         <w:rPr>
@@ -964,25 +932,7 @@
           <w:sz w:val="18"/>
           <w:szCs w:val="18"/>
         </w:rPr>
-        <w:t>КОНФИДЕНЦИАЛЬНО: Настоящий документ содержит информацию, принадлежащую компаниям ООО “</w:t>
-      </w:r>
-      <w:proofErr w:type="spellStart"/>
-      <w:r>
-        <w:rPr>
-          <w:rFonts w:ascii="Montserrat Medium" w:eastAsia="Montserrat Medium" w:hAnsi="Montserrat Medium" w:cs="Montserrat Medium"/>
-          <w:sz w:val="18"/>
-          <w:szCs w:val="18"/>
-        </w:rPr>
-        <w:t>Нацпро</w:t>
-      </w:r>
-      <w:proofErr w:type="spellEnd"/>
-      <w:r>
-        <w:rPr>
-          <w:rFonts w:ascii="Montserrat Medium" w:eastAsia="Montserrat Medium" w:hAnsi="Montserrat Medium" w:cs="Montserrat Medium"/>
-          <w:sz w:val="18"/>
-          <w:szCs w:val="18"/>
-        </w:rPr>
-        <w:t xml:space="preserve">-Дизайн”   </w:t>
+        <w:t xml:space="preserve">КОНФИДЕНЦИАЛЬНО: Настоящий документ содержит информацию, принадлежащую компаниям ООО “Нацпро-Дизайн”   </w:t>
       </w:r>
       <w:r>
         <w:rPr>
@@ -2030,7 +1980,6 @@
   <w:style w:type="character" w:default="1" w:styleId="a0">
     <w:name w:val="Default Paragraph Font"/>
     <w:uiPriority w:val="1"/>
-    <w:semiHidden/>
     <w:unhideWhenUsed/>
   </w:style>
   <w:style w:type="table" w:default="1" w:styleId="a1">

--- a/templates_docx/Шаблон 2 ДКП.docx
+++ b/templates_docx/Шаблон 2 ДКП.docx
@@ -167,12 +167,21 @@
             </w:pPr>
             <w:bookmarkStart w:id="3" w:name="_heading=h.xnwplxqhseo" w:colFirst="0" w:colLast="0"/>
             <w:bookmarkEnd w:id="3"/>
+            <w:proofErr w:type="gramStart"/>
             <w:r>
               <w:rPr>
                 <w:rFonts w:ascii="Montserrat Medium" w:eastAsia="Montserrat Medium" w:hAnsi="Montserrat Medium" w:cs="Montserrat Medium"/>
                 <w:lang w:val="en-US"/>
               </w:rPr>
-              <w:t>{{ client }}</w:t>
+              <w:t>{{ client</w:t>
+            </w:r>
+            <w:proofErr w:type="gramEnd"/>
+            <w:r>
+              <w:rPr>
+                <w:rFonts w:ascii="Montserrat Medium" w:eastAsia="Montserrat Medium" w:hAnsi="Montserrat Medium" w:cs="Montserrat Medium"/>
+                <w:lang w:val="en-US"/>
+              </w:rPr>
+              <w:t xml:space="preserve"> }}</w:t>
             </w:r>
           </w:p>
           <w:p>
@@ -269,6 +278,7 @@
           <w:lang w:val="ru-RU"/>
         </w:rPr>
       </w:pPr>
+      <w:proofErr w:type="gramStart"/>
       <w:r>
         <w:rPr>
           <w:rFonts w:ascii="Montserrat" w:eastAsia="Montserrat" w:hAnsi="Montserrat" w:cs="Montserrat"/>
@@ -281,8 +291,9 @@
           <w:rFonts w:ascii="Montserrat" w:eastAsia="Montserrat" w:hAnsi="Montserrat" w:cs="Montserrat"/>
           <w:lang w:val="en-US"/>
         </w:rPr>
-        <w:t>room</w:t>
-      </w:r>
+        <w:t>text</w:t>
+      </w:r>
+      <w:proofErr w:type="gramEnd"/>
       <w:r>
         <w:rPr>
           <w:rFonts w:ascii="Montserrat" w:eastAsia="Montserrat" w:hAnsi="Montserrat" w:cs="Montserrat"/>
@@ -648,12 +659,28 @@
                 <w:rFonts w:ascii="Montserrat Medium" w:eastAsia="Montserrat Medium" w:hAnsi="Montserrat Medium" w:cs="Montserrat Medium"/>
               </w:rPr>
             </w:pPr>
+            <w:proofErr w:type="gramStart"/>
             <w:r>
               <w:rPr>
                 <w:rFonts w:ascii="Montserrat Medium" w:eastAsia="Montserrat Medium" w:hAnsi="Montserrat Medium" w:cs="Montserrat Medium"/>
                 <w:lang w:val="en-US"/>
               </w:rPr>
-              <w:t>{{ text }}</w:t>
+              <w:t xml:space="preserve">{{ </w:t>
+            </w:r>
+            <w:r>
+              <w:rPr>
+                <w:rFonts w:ascii="Montserrat Medium" w:eastAsia="Montserrat Medium" w:hAnsi="Montserrat Medium" w:cs="Montserrat Medium"/>
+                <w:lang w:val="en-US"/>
+              </w:rPr>
+              <w:t>room</w:t>
+            </w:r>
+            <w:proofErr w:type="gramEnd"/>
+            <w:r>
+              <w:rPr>
+                <w:rFonts w:ascii="Montserrat Medium" w:eastAsia="Montserrat Medium" w:hAnsi="Montserrat Medium" w:cs="Montserrat Medium"/>
+                <w:lang w:val="en-US"/>
+              </w:rPr>
+              <w:t xml:space="preserve"> }}</w:t>
             </w:r>
           </w:p>
         </w:tc>
@@ -698,12 +725,21 @@
                 <w:lang w:val="en-US"/>
               </w:rPr>
             </w:pPr>
+            <w:proofErr w:type="gramStart"/>
             <w:r>
               <w:rPr>
                 <w:rFonts w:ascii="Montserrat Medium" w:eastAsia="Montserrat Medium" w:hAnsi="Montserrat Medium" w:cs="Montserrat Medium"/>
                 <w:lang w:val="en-US"/>
               </w:rPr>
-              <w:t>{{ price }}</w:t>
+              <w:t>{{ price</w:t>
+            </w:r>
+            <w:proofErr w:type="gramEnd"/>
+            <w:r>
+              <w:rPr>
+                <w:rFonts w:ascii="Montserrat Medium" w:eastAsia="Montserrat Medium" w:hAnsi="Montserrat Medium" w:cs="Montserrat Medium"/>
+                <w:lang w:val="en-US"/>
+              </w:rPr>
+              <w:t xml:space="preserve"> }}</w:t>
             </w:r>
           </w:p>
         </w:tc>
@@ -1980,6 +2016,7 @@
   <w:style w:type="character" w:default="1" w:styleId="a0">
     <w:name w:val="Default Paragraph Font"/>
     <w:uiPriority w:val="1"/>
+    <w:semiHidden/>
     <w:unhideWhenUsed/>
   </w:style>
   <w:style w:type="table" w:default="1" w:styleId="a1">

--- a/templates_docx/Шаблон 2 ДКП.docx
+++ b/templates_docx/Шаблон 2 ДКП.docx
@@ -281,22 +281,22 @@
       <w:proofErr w:type="gramStart"/>
       <w:r>
         <w:rPr>
-          <w:rFonts w:ascii="Montserrat" w:eastAsia="Montserrat" w:hAnsi="Montserrat" w:cs="Montserrat"/>
+          <w:rFonts w:ascii="Montserrat Medium" w:eastAsia="Montserrat Medium" w:hAnsi="Montserrat Medium" w:cs="Montserrat Medium"/>
           <w:lang w:val="en-US"/>
         </w:rPr>
         <w:t xml:space="preserve">{{ </w:t>
       </w:r>
       <w:r>
         <w:rPr>
-          <w:rFonts w:ascii="Montserrat" w:eastAsia="Montserrat" w:hAnsi="Montserrat" w:cs="Montserrat"/>
+          <w:rFonts w:ascii="Montserrat Medium" w:eastAsia="Montserrat Medium" w:hAnsi="Montserrat Medium" w:cs="Montserrat Medium"/>
           <w:lang w:val="en-US"/>
         </w:rPr>
-        <w:t>text</w:t>
+        <w:t>room</w:t>
       </w:r>
       <w:proofErr w:type="gramEnd"/>
       <w:r>
         <w:rPr>
-          <w:rFonts w:ascii="Montserrat" w:eastAsia="Montserrat" w:hAnsi="Montserrat" w:cs="Montserrat"/>
+          <w:rFonts w:ascii="Montserrat Medium" w:eastAsia="Montserrat Medium" w:hAnsi="Montserrat Medium" w:cs="Montserrat Medium"/>
           <w:lang w:val="en-US"/>
         </w:rPr>
         <w:t xml:space="preserve"> }}</w:t>
@@ -649,39 +649,49 @@
           </w:p>
           <w:p>
             <w:pPr>
-              <w:numPr>
-                <w:ilvl w:val="0"/>
-                <w:numId w:val="1"/>
-              </w:numPr>
-              <w:spacing w:after="0" w:line="234" w:lineRule="auto"/>
-              <w:ind w:right="542"/>
-              <w:rPr>
-                <w:rFonts w:ascii="Montserrat Medium" w:eastAsia="Montserrat Medium" w:hAnsi="Montserrat Medium" w:cs="Montserrat Medium"/>
+              <w:spacing w:after="0" w:line="240" w:lineRule="auto"/>
+              <w:rPr>
+                <w:rFonts w:ascii="Montserrat" w:eastAsia="Montserrat" w:hAnsi="Montserrat" w:cs="Montserrat"/>
+                <w:lang w:val="ru-RU"/>
               </w:rPr>
             </w:pPr>
-            <w:proofErr w:type="gramStart"/>
             <w:r>
               <w:rPr>
-                <w:rFonts w:ascii="Montserrat Medium" w:eastAsia="Montserrat Medium" w:hAnsi="Montserrat Medium" w:cs="Montserrat Medium"/>
+                <w:rFonts w:ascii="Montserrat" w:eastAsia="Montserrat" w:hAnsi="Montserrat" w:cs="Montserrat"/>
+                <w:lang w:val="ru-RU"/>
+              </w:rPr>
+              <w:t xml:space="preserve">- </w:t>
+            </w:r>
+            <w:r>
+              <w:rPr>
+                <w:rFonts w:ascii="Montserrat" w:eastAsia="Montserrat" w:hAnsi="Montserrat" w:cs="Montserrat"/>
                 <w:lang w:val="en-US"/>
               </w:rPr>
               <w:t xml:space="preserve">{{ </w:t>
             </w:r>
             <w:r>
               <w:rPr>
-                <w:rFonts w:ascii="Montserrat Medium" w:eastAsia="Montserrat Medium" w:hAnsi="Montserrat Medium" w:cs="Montserrat Medium"/>
+                <w:rFonts w:ascii="Montserrat" w:eastAsia="Montserrat" w:hAnsi="Montserrat" w:cs="Montserrat"/>
                 <w:lang w:val="en-US"/>
               </w:rPr>
-              <w:t>room</w:t>
+              <w:t>text</w:t>
             </w:r>
-            <w:proofErr w:type="gramEnd"/>
             <w:r>
               <w:rPr>
-                <w:rFonts w:ascii="Montserrat Medium" w:eastAsia="Montserrat Medium" w:hAnsi="Montserrat Medium" w:cs="Montserrat Medium"/>
+                <w:rFonts w:ascii="Montserrat" w:eastAsia="Montserrat" w:hAnsi="Montserrat" w:cs="Montserrat"/>
                 <w:lang w:val="en-US"/>
               </w:rPr>
               <w:t xml:space="preserve"> }}</w:t>
             </w:r>
+          </w:p>
+          <w:p>
+            <w:pPr>
+              <w:spacing w:after="0" w:line="234" w:lineRule="auto"/>
+              <w:ind w:right="542"/>
+              <w:rPr>
+                <w:rFonts w:ascii="Montserrat Medium" w:eastAsia="Montserrat Medium" w:hAnsi="Montserrat Medium" w:cs="Montserrat Medium"/>
+              </w:rPr>
+            </w:pPr>
           </w:p>
         </w:tc>
         <w:tc>
@@ -925,7 +935,23 @@
           <w:rFonts w:ascii="Montserrat Medium" w:eastAsia="Montserrat Medium" w:hAnsi="Montserrat Medium" w:cs="Montserrat Medium"/>
           <w:lang w:val="en-US"/>
         </w:rPr>
-        <w:t>{{ srok }}</w:t>
+        <w:t xml:space="preserve">{{ </w:t>
+      </w:r>
+      <w:proofErr w:type="spellStart"/>
+      <w:r>
+        <w:rPr>
+          <w:rFonts w:ascii="Montserrat Medium" w:eastAsia="Montserrat Medium" w:hAnsi="Montserrat Medium" w:cs="Montserrat Medium"/>
+          <w:lang w:val="en-US"/>
+        </w:rPr>
+        <w:t>srok</w:t>
+      </w:r>
+      <w:proofErr w:type="spellEnd"/>
+      <w:r>
+        <w:rPr>
+          <w:rFonts w:ascii="Montserrat Medium" w:eastAsia="Montserrat Medium" w:hAnsi="Montserrat Medium" w:cs="Montserrat Medium"/>
+          <w:lang w:val="en-US"/>
+        </w:rPr>
+        <w:t xml:space="preserve"> }}</w:t>
       </w:r>
       <w:r>
         <w:rPr>
@@ -968,7 +994,25 @@
           <w:sz w:val="18"/>
           <w:szCs w:val="18"/>
         </w:rPr>
-        <w:t xml:space="preserve">КОНФИДЕНЦИАЛЬНО: Настоящий документ содержит информацию, принадлежащую компаниям ООО “Нацпро-Дизайн”   </w:t>
+        <w:t>КОНФИДЕНЦИАЛЬНО: Настоящий документ содержит информацию, принадлежащую компаниям ООО “</w:t>
+      </w:r>
+      <w:proofErr w:type="spellStart"/>
+      <w:r>
+        <w:rPr>
+          <w:rFonts w:ascii="Montserrat Medium" w:eastAsia="Montserrat Medium" w:hAnsi="Montserrat Medium" w:cs="Montserrat Medium"/>
+          <w:sz w:val="18"/>
+          <w:szCs w:val="18"/>
+        </w:rPr>
+        <w:t>Нацпро</w:t>
+      </w:r>
+      <w:proofErr w:type="spellEnd"/>
+      <w:r>
+        <w:rPr>
+          <w:rFonts w:ascii="Montserrat Medium" w:eastAsia="Montserrat Medium" w:hAnsi="Montserrat Medium" w:cs="Montserrat Medium"/>
+          <w:sz w:val="18"/>
+          <w:szCs w:val="18"/>
+        </w:rPr>
+        <w:t xml:space="preserve">-Дизайн”   </w:t>
       </w:r>
       <w:r>
         <w:rPr>

--- a/templates_docx/Шаблон 2 ДКП.docx
+++ b/templates_docx/Шаблон 2 ДКП.docx
@@ -167,21 +167,12 @@
             </w:pPr>
             <w:bookmarkStart w:id="3" w:name="_heading=h.xnwplxqhseo" w:colFirst="0" w:colLast="0"/>
             <w:bookmarkEnd w:id="3"/>
-            <w:proofErr w:type="gramStart"/>
             <w:r>
               <w:rPr>
                 <w:rFonts w:ascii="Montserrat Medium" w:eastAsia="Montserrat Medium" w:hAnsi="Montserrat Medium" w:cs="Montserrat Medium"/>
                 <w:lang w:val="en-US"/>
               </w:rPr>
-              <w:t>{{ client</w:t>
-            </w:r>
-            <w:proofErr w:type="gramEnd"/>
-            <w:r>
-              <w:rPr>
-                <w:rFonts w:ascii="Montserrat Medium" w:eastAsia="Montserrat Medium" w:hAnsi="Montserrat Medium" w:cs="Montserrat Medium"/>
-                <w:lang w:val="en-US"/>
-              </w:rPr>
-              <w:t xml:space="preserve"> }}</w:t>
+              <w:t>{{ client }}</w:t>
             </w:r>
           </w:p>
           <w:p>
@@ -278,26 +269,24 @@
           <w:lang w:val="ru-RU"/>
         </w:rPr>
       </w:pPr>
-      <w:proofErr w:type="gramStart"/>
+      <w:r>
+        <w:rPr>
+          <w:rFonts w:ascii="Montserrat Medium" w:eastAsia="Montserrat Medium" w:hAnsi="Montserrat Medium" w:cs="Montserrat Medium"/>
+          <w:lang w:val="ru-RU"/>
+        </w:rPr>
+        <w:t xml:space="preserve">{{ </w:t>
+      </w:r>
       <w:r>
         <w:rPr>
           <w:rFonts w:ascii="Montserrat Medium" w:eastAsia="Montserrat Medium" w:hAnsi="Montserrat Medium" w:cs="Montserrat Medium"/>
           <w:lang w:val="en-US"/>
         </w:rPr>
-        <w:t xml:space="preserve">{{ </w:t>
-      </w:r>
-      <w:r>
-        <w:rPr>
-          <w:rFonts w:ascii="Montserrat Medium" w:eastAsia="Montserrat Medium" w:hAnsi="Montserrat Medium" w:cs="Montserrat Medium"/>
-          <w:lang w:val="en-US"/>
-        </w:rPr>
         <w:t>room</w:t>
       </w:r>
-      <w:proofErr w:type="gramEnd"/>
-      <w:r>
-        <w:rPr>
-          <w:rFonts w:ascii="Montserrat Medium" w:eastAsia="Montserrat Medium" w:hAnsi="Montserrat Medium" w:cs="Montserrat Medium"/>
-          <w:lang w:val="en-US"/>
+      <w:r>
+        <w:rPr>
+          <w:rFonts w:ascii="Montserrat Medium" w:eastAsia="Montserrat Medium" w:hAnsi="Montserrat Medium" w:cs="Montserrat Medium"/>
+          <w:lang w:val="ru-RU"/>
         </w:rPr>
         <w:t xml:space="preserve"> }}</w:t>
       </w:r>
@@ -715,7 +704,7 @@
                 <w:rFonts w:ascii="Montserrat Medium" w:eastAsia="Montserrat Medium" w:hAnsi="Montserrat Medium" w:cs="Montserrat Medium"/>
                 <w:lang w:val="ru-RU"/>
               </w:rPr>
-              <w:t>м2</w:t>
+              <w:t>усл. ед.</w:t>
             </w:r>
           </w:p>
         </w:tc>
@@ -735,21 +724,12 @@
                 <w:lang w:val="en-US"/>
               </w:rPr>
             </w:pPr>
-            <w:proofErr w:type="gramStart"/>
             <w:r>
               <w:rPr>
                 <w:rFonts w:ascii="Montserrat Medium" w:eastAsia="Montserrat Medium" w:hAnsi="Montserrat Medium" w:cs="Montserrat Medium"/>
                 <w:lang w:val="en-US"/>
               </w:rPr>
-              <w:t>{{ price</w:t>
-            </w:r>
-            <w:proofErr w:type="gramEnd"/>
-            <w:r>
-              <w:rPr>
-                <w:rFonts w:ascii="Montserrat Medium" w:eastAsia="Montserrat Medium" w:hAnsi="Montserrat Medium" w:cs="Montserrat Medium"/>
-                <w:lang w:val="en-US"/>
-              </w:rPr>
-              <w:t xml:space="preserve"> }}</w:t>
+              <w:t>{{ price }}</w:t>
             </w:r>
           </w:p>
         </w:tc>
@@ -935,23 +915,7 @@
           <w:rFonts w:ascii="Montserrat Medium" w:eastAsia="Montserrat Medium" w:hAnsi="Montserrat Medium" w:cs="Montserrat Medium"/>
           <w:lang w:val="en-US"/>
         </w:rPr>
-        <w:t xml:space="preserve">{{ </w:t>
-      </w:r>
-      <w:proofErr w:type="spellStart"/>
-      <w:r>
-        <w:rPr>
-          <w:rFonts w:ascii="Montserrat Medium" w:eastAsia="Montserrat Medium" w:hAnsi="Montserrat Medium" w:cs="Montserrat Medium"/>
-          <w:lang w:val="en-US"/>
-        </w:rPr>
-        <w:t>srok</w:t>
-      </w:r>
-      <w:proofErr w:type="spellEnd"/>
-      <w:r>
-        <w:rPr>
-          <w:rFonts w:ascii="Montserrat Medium" w:eastAsia="Montserrat Medium" w:hAnsi="Montserrat Medium" w:cs="Montserrat Medium"/>
-          <w:lang w:val="en-US"/>
-        </w:rPr>
-        <w:t xml:space="preserve"> }}</w:t>
+        <w:t>{{ srok }}</w:t>
       </w:r>
       <w:r>
         <w:rPr>
@@ -994,25 +958,7 @@
           <w:sz w:val="18"/>
           <w:szCs w:val="18"/>
         </w:rPr>
-        <w:t>КОНФИДЕНЦИАЛЬНО: Настоящий документ содержит информацию, принадлежащую компаниям ООО “</w:t>
-      </w:r>
-      <w:proofErr w:type="spellStart"/>
-      <w:r>
-        <w:rPr>
-          <w:rFonts w:ascii="Montserrat Medium" w:eastAsia="Montserrat Medium" w:hAnsi="Montserrat Medium" w:cs="Montserrat Medium"/>
-          <w:sz w:val="18"/>
-          <w:szCs w:val="18"/>
-        </w:rPr>
-        <w:t>Нацпро</w:t>
-      </w:r>
-      <w:proofErr w:type="spellEnd"/>
-      <w:r>
-        <w:rPr>
-          <w:rFonts w:ascii="Montserrat Medium" w:eastAsia="Montserrat Medium" w:hAnsi="Montserrat Medium" w:cs="Montserrat Medium"/>
-          <w:sz w:val="18"/>
-          <w:szCs w:val="18"/>
-        </w:rPr>
-        <w:t xml:space="preserve">-Дизайн”   </w:t>
+        <w:t xml:space="preserve">КОНФИДЕНЦИАЛЬНО: Настоящий документ содержит информацию, принадлежащую компаниям ООО “Нацпро-Дизайн”   </w:t>
       </w:r>
       <w:r>
         <w:rPr>
